--- a/files/Resonate_Club_Master_KO.docx
+++ b/files/Resonate_Club_Master_KO.docx
@@ -1171,7 +1171,7 @@
         <w:rPr>
           <w:sz w:val="20"/>
         </w:rPr>
-        <w:t>• 미국 서류 준비: 세금신고서(3년치), 은행 잔고증명, 자금출처 증빙</w:t>
+        <w:t>• 자금은 미국 개인통장에서 한국 개인통장으로 송금 (F-4 개인사업자, 별도 미국 서류 불필요)</w:t>
       </w:r>
     </w:p>
     <w:p>
@@ -1338,7 +1338,7 @@
           <w:color w:val="1A3450"/>
           <w:sz w:val="36"/>
         </w:rPr>
-        <w:t>3.4 Step 3: 자본금 납입 및 사업자등록등기 (8월 7일 – 8월 20일, 10~14일)</w:t>
+        <w:t>3.4 Step 3: 자본금 입금 및 사업자등록 준비 (8월 7일 – 8월 20일, 10~14일)</w:t>
       </w:r>
     </w:p>
     <w:p>
@@ -1346,7 +1346,7 @@
         <w:rPr>
           <w:sz w:val="21"/>
         </w:rPr>
-        <w:t>자본금 납입:</w:t>
+        <w:t>자본금 입금:</w:t>
       </w:r>
     </w:p>
     <w:p>
@@ -1402,7 +1402,7 @@
         <w:rPr>
           <w:sz w:val="21"/>
         </w:rPr>
-        <w:t>사업자등록등기:</w:t>
+        <w:t>사업자등록 준비:</w:t>
       </w:r>
     </w:p>
     <w:p>
@@ -1414,7 +1414,7 @@
         <w:rPr>
           <w:sz w:val="20"/>
         </w:rPr>
-        <w:t>• 부산지방법원 등기소 제출</w:t>
+        <w:t>• 해운대세무서 방문 — 개인사업자 사업자등록 신청 (법인등기 불필요)</w:t>
       </w:r>
     </w:p>
     <w:p>
@@ -1463,7 +1463,7 @@
           <w:color w:val="1A3450"/>
           <w:sz w:val="36"/>
         </w:rPr>
-        <w:t>3.5 Step 4: 사업자등록 및 사업자계좌 개설 (8월 21~25일, 3~5일)</w:t>
+        <w:t>3.5 Step 4: 사업자등록 (8월 21~25일, 3~5일)</w:t>
       </w:r>
     </w:p>
     <w:p>
@@ -1499,7 +1499,7 @@
         <w:rPr>
           <w:sz w:val="20"/>
         </w:rPr>
-        <w:t>• 사업자계좌 개설 — 자본금 보관계좌에서 사업자계좌로 3,300만원 이체</w:t>
+        <w:t>• 사업용 통장은 기존 개인통장 활용 (개인사업자, 별도 사업자계좌 불필요)</w:t>
       </w:r>
     </w:p>
     <w:p>
@@ -3516,7 +3516,7 @@
           <w:sz w:val="10"/>
           <w:szCs w:val="10"/>
         </w:rPr>
-        <w:t xml:space="preserve">• T/C 인솔자 브리핑 — 동행 가이드가 있는 경우</w:t>
+        <w:t>• 호스트/동행 — 대표가 직접 공항 샌딩 및 필요시 현지 로컬호스팅 수행 (T/C 인솔자 고용 전, 추후 확장 시 검토)</w:t>
       </w:r>
     </w:p>
     <w:p>
@@ -4064,7 +4064,7 @@
         <w:rPr>
           <w:sz w:val="21"/>
         </w:rPr>
-        <w:t>리조네이트 클럽의 설립 및 운영에 필요한 총 현금은 3,300만원($22,000, 환율 1,500원 기준)입니다. 이 금액이 사업자계좌에 납입자본금으로 입금되어, 설립 비용과 운영비를 모두 충당합니다. 추가 입금, 별도 적립금, 외부 자금조달은 필요하지 않습니다.</w:t>
+        <w:t>리조네이트 클럽의 설립 및 운영에 필요한 총 현금은 3,300만원($22,000, 환율 1,500원 기준)입니다. 이 금액이 개인 사업용 통장에 입금되어, 설립 비용과 운영비를 모두 충당합니다. 추가 입금, 별도 적립금, 외부 자금조달은 필요하지 않습니다.</w:t>
       </w:r>
     </w:p>
     <w:tbl>
@@ -4139,7 +4139,7 @@
               <w:rPr>
                 <w:sz w:val="18"/>
               </w:rPr>
-              <w:t>납입자본금 (입금)</w:t>
+              <w:t>자본금 (개인통장 입금)</w:t>
             </w:r>
           </w:p>
         </w:tc>
@@ -6355,7 +6355,7 @@
               <w:rPr>
                 <w:sz w:val="18"/>
               </w:rPr>
-              <w:t>사업자등록등기, 사업자등록, 사업자계좌 개설</w:t>
+              <w:t>사업자등록</w:t>
             </w:r>
           </w:p>
         </w:tc>
@@ -7751,7 +7751,7 @@
               <w:rPr>
                 <w:sz w:val="18"/>
               </w:rPr>
-              <w:t>부산지방법원 등기소</w:t>
+              <w:t>해당 없음 (개인사업자)</w:t>
             </w:r>
           </w:p>
         </w:tc>
@@ -7765,7 +7765,7 @@
               <w:rPr>
                 <w:sz w:val="18"/>
               </w:rPr>
-              <w:t>사업자등록등기</w:t>
+              <w:t>법인등기 불필요</w:t>
             </w:r>
           </w:p>
         </w:tc>
@@ -7779,7 +7779,7 @@
               <w:rPr>
                 <w:sz w:val="18"/>
               </w:rPr>
-              <w:t>부산 동구</w:t>
+              <w:t>—</w:t>
             </w:r>
           </w:p>
         </w:tc>

--- a/files/Resonate_Club_Master_KO.docx
+++ b/files/Resonate_Club_Master_KO.docx
@@ -1241,7 +1241,7 @@
           <w:color w:val="1A3450"/>
           <w:sz w:val="36"/>
         </w:rPr>
-        <w:t>3.3 Step 2: 사업계획서 작성 및 공증 (8월 4~6일, 2~3일)</w:t>
+        <w:t>3.3 Step 2: 사업계획서 작성 (8월 4~6일, 2~3일)</w:t>
       </w:r>
     </w:p>
     <w:p>
@@ -1253,7 +1253,7 @@
         <w:rPr>
           <w:sz w:val="20"/>
         </w:rPr>
-        <w:t>• 행정사 선임 — 비용: 50~80만원</w:t>
+        <w:t>• 행정사 선임 (선택사항) — 비용: 50~80만원. 개인사업자는 공증 불필요, 일반 출력본으로 충분</w:t>
       </w:r>
     </w:p>
     <w:p>
@@ -1325,7 +1325,7 @@
         <w:rPr>
           <w:sz w:val="20"/>
         </w:rPr>
-        <w:t>• 공증사무소에서 사업계획서 공증</w:t>
+        <w:t>• 사업계획서 출력본 준비 (개인사업자는 공증 불필요)</w:t>
       </w:r>
     </w:p>
     <w:p>
@@ -1370,7 +1370,7 @@
         <w:rPr>
           <w:sz w:val="20"/>
         </w:rPr>
-        <w:t>• 은행에서 자본금 입금 확인증 발급</w:t>
+        <w:t>• 은행에서 자본금 잔액증명서 발급 + 세무사/회계사 확인 날인 영업용 자산명세서 작성 (여행업 등록 필수 서류)</w:t>
       </w:r>
     </w:p>
     <w:p>
@@ -1426,7 +1426,7 @@
         <w:rPr>
           <w:sz w:val="20"/>
         </w:rPr>
-        <w:t>• 구비 서류: 공증된 사업계획서, 자본금 입금 확인증, 임대차계약서, 대표 신분증, 신청서</w:t>
+        <w:t>• 구비 서류: 사업계획서, 영업용 자산명세서(세무사 확인 날인), 임대차계약서, 대표 신분증, 신청서</w:t>
       </w:r>
     </w:p>
     <w:p>
@@ -1463,7 +1463,7 @@
           <w:color w:val="1A3450"/>
           <w:sz w:val="36"/>
         </w:rPr>
-        <w:t>3.5 Step 4: 사업자등록 (8월 21~25일, 3~5일)</w:t>
+        <w:t>3.5 Step 4: 국내외여행업 등록 신청 — 구청 (8월 21~25일, 접수 및 서류 제출)</w:t>
       </w:r>
     </w:p>
     <w:p>
@@ -1475,7 +1475,7 @@
         <w:rPr>
           <w:sz w:val="20"/>
         </w:rPr>
-        <w:t>• 해운대세무서 방문</w:t>
+        <w:t>• 해운대구청 관광과 방문</w:t>
       </w:r>
     </w:p>
     <w:p>
@@ -1487,7 +1487,7 @@
         <w:rPr>
           <w:sz w:val="20"/>
         </w:rPr>
-        <w:t>• 사업자등록증 신청 — 업종: 국내외여행업</w:t>
+        <w:t>• 여행업 등록 신청서(별지 제9호 서식) 제출 — 업종: 국내외여행업</w:t>
       </w:r>
     </w:p>
     <w:p>
@@ -1499,7 +1499,7 @@
         <w:rPr>
           <w:sz w:val="20"/>
         </w:rPr>
-        <w:t>• 사업용 통장은 기존 개인통장 활용 (개인사업자, 별도 사업자계좌 불필요)</w:t>
+        <w:t>• 제출 서류: 사업계획서, 영업용 자산명세서(세무사 확인 날인), 보증보험증권, 임대차계약서, 대표 신분증</w:t>
       </w:r>
     </w:p>
     <w:p>
@@ -1511,7 +1511,7 @@
         <w:rPr>
           <w:sz w:val="20"/>
         </w:rPr>
-        <w:t>• 전자세금계산서 시스템 등록</w:t>
+        <w:t>• 구청 실사 (1~2주) → 관광사업등록증 발급</w:t>
       </w:r>
     </w:p>
     <w:p>
@@ -1524,7 +1524,7 @@
           <w:color w:val="1A3450"/>
           <w:sz w:val="36"/>
         </w:rPr>
-        <w:t>3.6 Step 5: 국내외여행업 등록 (8월 26일 – 9월 24일, 2~4주)</w:t>
+        <w:t>3.6 Step 5: 보증보험 가입 및 사업자등록 (8월 26일 – 9월 24일, 2~4주)</w:t>
       </w:r>
     </w:p>
     <w:p>
@@ -1532,7 +1532,7 @@
         <w:rPr>
           <w:sz w:val="21"/>
         </w:rPr>
-        <w:t>해운대구청 관광과 제출 서류:</w:t>
+        <w:t>보증보험 가입:</w:t>
       </w:r>
     </w:p>
     <w:p>
@@ -1544,7 +1544,7 @@
         <w:rPr>
           <w:sz w:val="20"/>
         </w:rPr>
-        <w:t>• 여행업 등록 신청서 (별지 제9호 서식)</w:t>
+        <w:t>• SGI 서울보증보험 방문 — 영업보증보험(₩3,000만원 보장한도, 연 보험료 ~₩30만원) + 배상책임보험(연 ~₩42만원)</w:t>
       </w:r>
     </w:p>
     <w:p>
@@ -1556,7 +1556,7 @@
         <w:rPr>
           <w:sz w:val="20"/>
         </w:rPr>
-        <w:t>• 사업계획서</w:t>
+        <w:t>• 보증보험증권 수령 후 관광사업등록증과 함께 세무서 제출 → 사업자등록증 발급</w:t>
       </w:r>
     </w:p>
     <w:p>
@@ -1970,7 +1970,7 @@
               <w:rPr>
                 <w:sz w:val="18"/>
               </w:rPr>
-              <w:t>사업계획서 작성 및 공증</w:t>
+              <w:t>사업계획서 작성</w:t>
             </w:r>
           </w:p>
         </w:tc>
@@ -3259,7 +3259,7 @@
         <w:rPr>
           <w:sz w:val="21"/>
         </w:rPr>
-        <w:t>기존 국내외여행업 라이선스로 처리 가능합니다. 수익 모델은 동일한 직영 마진입니다.</w:t>
+        <w:t>미국인 대상 인바운드는 종합여행업 등록이 필요하므로, Phase 2 종합여행업 전환 시점에 맞춰 런칭합니다 (국내외여행업은 내국인 대상만 가능). 수익 모델은 동일한 직영 마진입니다.</w:t>
       </w:r>
     </w:p>
     <w:p>
@@ -6327,7 +6327,7 @@
               <w:rPr>
                 <w:sz w:val="18"/>
               </w:rPr>
-              <w:t>대표 입국(F-4), 사무실 계약, 사업계획서 공증, 자본금 입금</w:t>
+              <w:t>대표 입국(F-4), 사무실 계약, 사업계획서 작성, 자본금 입금</w:t>
             </w:r>
           </w:p>
         </w:tc>
@@ -7982,7 +7982,7 @@
         <w:rPr>
           <w:sz w:val="20"/>
         </w:rPr>
-        <w:t>• 저출산·고령사회기본법 — 사업자 등록 요건</w:t>
+        <w:t>• 소득세법 — 개인사업자 과세</w:t>
       </w:r>
     </w:p>
     <w:p>
@@ -8274,7 +8274,7 @@
           <w:sz w:val="10"/>
           <w:szCs w:val="10"/>
         </w:rPr>
-        <w:t xml:space="preserve">▶ 1인 개인사업자도 중소기업 기준이 적용되어, 기본한도 연 3,600만원까지 인정됩니다 (일반적인 1,200만원이 아님).</w:t>
+        <w:t>▶ 1인 개인사업자도 중소기업 기준이 적용되어, 기본한도 연 3,600만원까지 인정됩니다 (일반적인 1,200만원이 아님). ⚠️ 단, 2026년 중 개업 시 월할 계산 적용: 9월 개업 기준 4개월분(9~12월)인 1,200만원만 인정. 첫해 3,600만원 전액 사용 시 세금 불이익 발생.</w:t>
       </w:r>
     </w:p>
     <w:p>
@@ -8532,7 +8532,7 @@
           <w:sz w:val="10"/>
           <w:szCs w:val="10"/>
         </w:rPr>
-        <w:t xml:space="preserve">[ ] 세무사 미팅 시 '중소기업 업무추진비 한도(3,600만원) 적용' 명시 요청</w:t>
+        <w:t>[ ] 세무사 미팅 시 '중소기업 업무추진비 한도(연 3,600만원, 2026년은 4개월분 1,200만원 월할계산)' 명시 요청</w:t>
       </w:r>
     </w:p>
     <w:p>

--- a/files/Resonate_Club_Master_KO.docx
+++ b/files/Resonate_Club_Master_KO.docx
@@ -198,7 +198,7 @@
         <w:rPr>
           <w:sz w:val="21"/>
         </w:rPr>
-        <w:t>수익 모델은 맞춤형 직영 모델로, 투어당 마진을 미국 파트너사로부터 수취합니다. 기획여행(패키지 상품)은 취급하지 않으므로, 영업보증보험은 기본 3,000만원만으로 충분합니다.</w:t>
+        <w:t>수익 모델은 맞춤형 직영 모델로, 투어당 마진을 미국 파트너사로부터 수취합니다. 기획여행(패키지 상품)은 영구적으로 취급하지 않습니다. 기획여행사 등록 시 필요한 2억원의 추가 보증보험 한도를 피하고, 최소 자본금(3,300만원)과 기본 보증보험(3,000만원)만으로 영업을 개시하기 위한 전략적 선택입니다.</w:t>
       </w:r>
     </w:p>
     <w:p>
@@ -561,7 +561,6 @@
           <w:color w:val="1A3450"/>
           <w:sz w:val="20"/>
         </w:rPr>
-        <w:t>▶ 자본금 3,300만원이 곧 필요한 총 현금입니다. 초기 설립비(550~1,080만원)를 지출하고도 약 2년치 운영비가 남습니다. 추가 입금이나 별도 적립금은 필요하지 않습니다.</w:t>
       </w:r>
     </w:p>
     <w:p>
@@ -4064,7 +4063,7 @@
         <w:rPr>
           <w:sz w:val="21"/>
         </w:rPr>
-        <w:t>리조네이트 클럽의 설립 및 운영에 필요한 총 현금은 3,300만원($22,000, 환율 1,500원 기준)입니다. 이 금액이 개인 사업용 통장에 입금되어, 설립 비용과 운영비를 모두 충당합니다. 추가 입금, 별도 적립금, 외부 자금조달은 필요하지 않습니다.</w:t>
+        <w:t>리조네이트 클럽의 설립 자본금은 3,300만원($22,000, 환율 1,500원 기준)입니다. 이 금액은 개인 사업용 통장에 입금되며, 설립 비용과 초기 운영비로 사용됩니다. 기획여행 미취급으로 추가 보증보험(2억원)이 불필요하여 최소 자본으로 개시 가능합니다.</w:t>
       </w:r>
     </w:p>
     <w:tbl>

--- a/files/Resonate_Club_Master_KO.docx
+++ b/files/Resonate_Club_Master_KO.docx
@@ -198,7 +198,7 @@
         <w:rPr>
           <w:sz w:val="21"/>
         </w:rPr>
-        <w:t>수익 모델은 맞춤형 직영 모델로, 투어당 마진을 미국 파트너사로부터 수취합니다. 기획여행(패키지 상품)은 영구적으로 취급하지 않습니다. 기획여행사 등록 시 필요한 2억원의 추가 보증보험 한도를 피하고, 최소 자본금(3,300만원)과 기본 보증보험(3,000만원)만으로 영업을 개시하기 위한 전략적 선택입니다.</w:t>
+        <w:t>수익 모델은 맞춤형 직영 모델로, 투어당 마진을 미국 파트너사로부터 수취합니다. 기획여행(패키지 상품)은 초기에는 취급하지 않습니다. 기획여행사 등록 시 필요한 2억원의 추가 보증보험 한도를 피하고, 최소 자본금(3,300만원)과 기본 보증보험(3,000만원)만으로 영업을 개시하기 위한 전략입니다. 사업 안정화 후 종합여행업 전환 시 기획여행 취급 여부는 별도 검토합니다.</w:t>
       </w:r>
     </w:p>
     <w:p>
@@ -727,7 +727,7 @@
         <w:rPr>
           <w:sz w:val="21"/>
         </w:rPr>
-        <w:t>단, 운영은 맞춤형 프라이빗 투어(Custom Private Tour)로만 운영합니다. 기획여행 — 날짜·일정·금액이 미리 정해져 불특정 다수에게 광고되는 패키지 상품은 영구히 취급하지 않습니다.</w:t>
+        <w:t>단, 운영은 맞춤형 프라이빗 투어(Custom Private Tour)로만 운영합니다. 기획여행 — 날짜·일정·금액이 미리 정해져 불특정 다수에게 광고되는 패키지 상품은 초기 단계에서 취급하지 않으며, 사업 규모 확장 시 검토 대상입니다. (기획여행 등록 시 2억원 추가 보증보험 필요)</w:t>
       </w:r>
     </w:p>
     <w:p>

--- a/files/Resonate_Club_Master_KO.docx
+++ b/files/Resonate_Club_Master_KO.docx
@@ -190,7 +190,7 @@
         <w:rPr>
           <w:sz w:val="21"/>
         </w:rPr>
-        <w:t>설립자 이희성(Hee Sung Lee)은 미국 거주 20년 이상의 F-4 재외동포 비자 소지자로, 개인사업자 대표입니다. 외부 투자자 없이 국내 개인사업체 형태로 설립되며, D-8 기업투자비자나 외국인직접투자(FDI) 신고 절차가 필요하지 않습니다.</w:t>
+        <w:t>설립자 이희성(Hee Sung Lee)은 미국 거주 25년 이상의 F-4 재외동포 비자 소지자로, 개인사업자 대표입니다. 외부 투자자 없이 국내 개인사업체 형태로 설립되며, D-8 기업투자비자나 외국인직접투자(FDI) 신고 절차가 필요하지 않습니다.</w:t>
       </w:r>
     </w:p>
     <w:p>

--- a/files/Resonate_Club_Master_KO.docx
+++ b/files/Resonate_Club_Master_KO.docx
@@ -2356,7 +2356,7 @@
         <w:rPr>
           <w:sz w:val="21"/>
         </w:rPr>
-        <w:t>리조네이트 클럽은 한국 고소득 골퍼를 대상으로 미국 프리미엄 골프 여행을 개별 맞춤 설계합니다. 운영 방식은 직영 마진으로, 고객을 미국 현지 골프 코스·호텔·서비스 업체와 연결하고 예약 건당 5~15%의 수수료를 수취합니다.</w:t>
+        <w:t>리조네이트 클럽은 한국 고소득 골퍼를 대상으로 미국 프리미엄 골프 여행을 개별 맞춤 설계합니다. 운영 방식은 직영 마진으로, 고객을 미국 현지 골프 코스·호텔·서비스 업체와 연결하고 럭셔리 투어 시장 내부 마진 기준 30%의 직영 마진을 적용합니다.</w:t>
       </w:r>
     </w:p>
     <w:p>
@@ -3258,7 +3258,7 @@
         <w:rPr>
           <w:sz w:val="21"/>
         </w:rPr>
-        <w:t>미국인 대상 인바운드는 종합여행업 등록이 필요하므로, Phase 2 종합여행업 전환 시점에 맞춰 런칭합니다 (국내외여행업은 내국인 대상만 가능). 수익 모델은 동일한 직영 마진입니다.</w:t>
+        <w:t>미국인 대상 인바운드는 종합여행업 등록이 필요하므로, Phase 2 종합여행업 전환(6개월~1년 후, 자본금 5,000만원·보증보험 5,000만원) 시점에 맞춰 런칭합니다 (국내외여행업은 내국인 대상만 가능). 종합여행업 전환 계획은 7장 성장 로드맵에 상세히 기술되어 있습니다. 수익 모델은 동일한 30% 직영 마진입니다.</w:t>
       </w:r>
     </w:p>
     <w:p>
@@ -4237,7 +4237,7 @@
               <w:rPr>
                 <w:sz w:val="18"/>
               </w:rPr>
-              <w:t>4,920~5,450만원</w:t>
+              <w:t>2,220~2,750만원</w:t>
             </w:r>
           </w:p>
         </w:tc>
@@ -4321,7 +4321,7 @@
               <w:rPr>
                 <w:sz w:val="18"/>
               </w:rPr>
-              <w:t>3,030~3,560만원</w:t>
+              <w:t>328~858만원</w:t>
             </w:r>
           </w:p>
         </w:tc>
@@ -4335,7 +4335,7 @@
               <w:rPr>
                 <w:sz w:val="18"/>
               </w:rPr>
-              <w:t>설립 시점부터 약 2.6년 커버</w:t>
+              <w:t>약 2~5개월 커버 (추가 수익 필요)</w:t>
             </w:r>
           </w:p>
         </w:tc>
@@ -4874,7 +4874,7 @@
         <w:rPr>
           <w:sz w:val="20"/>
         </w:rPr>
-        <w:t>• 평균 커미션 10% 기준: 월 약 $15,770 예약 필요</w:t>
+        <w:t>• 30% 직영 마진 기준: 월 약 $3,500 예약 필요</w:t>
       </w:r>
     </w:p>
     <w:p>
@@ -4886,7 +4886,7 @@
         <w:rPr>
           <w:sz w:val="20"/>
         </w:rPr>
-        <w:t>• 그룹당 평균 $10,000 예약 가정: 월 약 1.6그룹 → 안전마진 포함 2그룹/월 목표</w:t>
+        <w:t>• 그룹당 평균 $10,000 예약 가정: 연 4~5그룹 → 월 0.4그룹으로 손익분기 도달, 안전마진 포함 연 6그룹 목표</w:t>
       </w:r>
     </w:p>
     <w:p>

--- a/files/Resonate_Club_Master_KO.docx
+++ b/files/Resonate_Club_Master_KO.docx
@@ -3258,7 +3258,32 @@
         <w:rPr>
           <w:sz w:val="21"/>
         </w:rPr>
-        <w:t>미국인 대상 인바운드는 종합여행업 등록이 필요하므로, Phase 2 종합여행업 전환(6개월~1년 후, 자본금 5,000만원·보증보험 5,000만원) 시점에 맞춰 런칭합니다 (국내외여행업은 내국인 대상만 가능). 종합여행업 전환 계획은 7장 성장 로드맵에 상세히 기술되어 있습니다. 수익 모델은 동일한 30% 직영 마진입니다.</w:t>
+        <w:t>미국인 대상 인바운드는 종합여행업 등록이 필요하므로, Phase 2 종합여행업 전환 시점(6개월~1년 후)에 맞춰 런칭합니다 (국내외여행업은 내국인 대상만 가능).</w:t>
+        <w:br/>
+        <w:br/>
+        <w:t>종합여행업 전환 개요:</w:t>
+        <w:br/>
+        <w:t>• 시기: 2027년 상반기 (영업 개시 6개월~1년 후)</w:t>
+        <w:br/>
+        <w:t>• 자본금: 3,300만원 → 5,000만원으로 증액</w:t>
+        <w:br/>
+        <w:t>• 보증보험: 3,000만원 → 5,000만원 보장한도 (연 보험료 약 50만원)</w:t>
+        <w:br/>
+        <w:t>• 배상책임보험: 유지 (연 약 42만원)</w:t>
+        <w:br/>
+        <w:t>• 등록 전환: 해운대구청 관광과에 종합여행업 변경 등록</w:t>
+        <w:br/>
+        <w:br/>
+        <w:t>인바운드 확장 로드맵:</w:t>
+        <w:br/>
+        <w:t>• 2027년 하반기: 미국 골프 미디어·럭셔리 여행 네트워크 대상 마케팅 개시</w:t>
+        <w:br/>
+        <w:t>• 한국 파트너 네트워크 구축: 제주 코스, 럭셔리 호텔, 문화 체험 업체</w:t>
+        <w:br/>
+        <w:t>• 2028년: 첫 인바운드 그룹 런칭 (목표 연 6팀+), IATA BSP 인증 추진</w:t>
+        <w:br/>
+        <w:br/>
+        <w:t>수익 모델은 동일한 30% 직영 마진입니다.</w:t>
       </w:r>
     </w:p>
     <w:p>

--- a/files/Resonate_Club_Master_KO.docx
+++ b/files/Resonate_Club_Master_KO.docx
@@ -672,7 +672,7 @@
         <w:rPr>
           <w:sz w:val="21"/>
         </w:rPr>
-        <w:t>관광진흥법 제4조에 따라 국내외여행업(Domestic &amp; International Travel Agency)으로 등록합니다. 이는 국내 여행업 중 최상위 등급으로, 다음 모든 영역의 여행 알선이 가능합니다:</w:t>
+        <w:t>관광진흥법 제4조에 따라 국내외여행업(Domestic &amp; International Travel Agency)으로 등록합니다. 국내외여행업은 내국인(한국인) 대상 여행 알선이 가능한 등급으로, 다음 영역을 커버합니다:</w:t>
       </w:r>
     </w:p>
     <w:p>
@@ -696,7 +696,7 @@
         <w:rPr>
           <w:sz w:val="20"/>
         </w:rPr>
-        <w:t>• 미국→한국 인바운드 여행</w:t>
+        <w:t>• 미국→한국 인바운드 여행: 종합여행업 전환 후(Phase 2) 합법적 운영 가능. 국내외여행업은 내국인 대상만 허용되므로, 현재는 COMING SOON으로 마케팅만 진행</w:t>
       </w:r>
     </w:p>
     <w:p>
